--- a/Video-Presentation-Guide.docx
+++ b/Video-Presentation-Guide.docx
@@ -1338,7 +1338,7 @@
         <w:t xml:space="preserve">Profile</w:t>
       </w:r>
       <w:r>
-        <w:t xml:space="preserve">: photo, table, audio player, Email Me.</w:t>
+        <w:t xml:space="preserve">: photo, table, Email Me.</w:t>
       </w:r>
     </w:p>
     <w:p>
